--- a/public/templates/shifra-invoice-template.docx
+++ b/public/templates/shifra-invoice-template.docx
@@ -275,7 +275,7 @@
                 <w:sz w:val="30"/>
                 <w:szCs w:val="30"/>
               </w:rPr>
-              <w:t>PROFORMA INVOICE</w:t>
+              <w:t>INVOICE</w:t>
             </w:r>
           </w:p>
           <w:p>
@@ -289,7 +289,7 @@
                 <w:sz w:val="17"/>
                 <w:szCs w:val="17"/>
               </w:rPr>
-              <w:t xml:space="preserve">Proforma No:  </w:t>
+              <w:t xml:space="preserve">Invoice No:  </w:t>
             </w:r>
             <w:r>
               <w:rPr>
@@ -298,7 +298,7 @@
                 <w:sz w:val="17"/>
                 <w:szCs w:val="17"/>
               </w:rPr>
-              <w:t xml:space="preserve">{proformaNumber}</w:t>
+              <w:t xml:space="preserve">{documentNumber}</w:t>
             </w:r>
           </w:p>
           <w:p>
@@ -1399,7 +1399,7 @@
         <w:sz w:val="15"/>
         <w:szCs w:val="15"/>
       </w:rPr>
-      <w:t>This is a proforma invoice, not a tax invoice or proof of payment.</w:t>
+      <w:t>Please quote the invoice number when making payment.</w:t>
     </w:r>
   </w:p>
   <w:p>
